--- a/Knowledge/3-Work knowledge/1-Software Engineering/2-General Technologies/9-Databases/5-My Source/1-Intro to Databases/2-Database Management System/4-client_server DBMS.docx
+++ b/Knowledge/3-Work knowledge/1-Software Engineering/2-General Technologies/9-Databases/5-My Source/1-Intro to Databases/2-Database Management System/4-client_server DBMS.docx
@@ -31,6 +31,7 @@
       </w:pPr>
       <w:r>
         <w:rPr>
+          <w:rFonts w:ascii="Arial" w:hAnsi="Arial" w:eastAsia="Arial"/>
           <w:b/>
           <w:color w:val="000000"/>
           <w:sz w:val="18"/>
@@ -40,6 +41,7 @@
       </w:r>
       <w:r>
         <w:rPr>
+          <w:rFonts w:ascii="Arial" w:hAnsi="Arial" w:eastAsia="Arial"/>
           <w:color w:val="000000"/>
           <w:sz w:val="18"/>
           <w:highlight w:val="lightGray"/>
@@ -48,6 +50,7 @@
       </w:r>
       <w:r>
         <w:rPr>
+          <w:rFonts w:ascii="Arial" w:hAnsi="Arial" w:eastAsia="Arial"/>
           <w:b/>
           <w:color w:val="000000"/>
           <w:sz w:val="18"/>
@@ -57,6 +60,7 @@
       </w:r>
       <w:r>
         <w:rPr>
+          <w:rFonts w:ascii="Arial" w:hAnsi="Arial" w:eastAsia="Arial"/>
           <w:color w:val="000000"/>
           <w:sz w:val="18"/>
           <w:highlight w:val="lightGray"/>
@@ -65,6 +69,7 @@
       </w:r>
       <w:r>
         <w:rPr>
+          <w:rFonts w:ascii="Arial" w:hAnsi="Arial" w:eastAsia="Arial"/>
           <w:b/>
           <w:color w:val="000000"/>
           <w:sz w:val="18"/>
@@ -74,6 +79,7 @@
       </w:r>
       <w:r>
         <w:rPr>
+          <w:rFonts w:ascii="Arial" w:hAnsi="Arial" w:eastAsia="Arial"/>
           <w:color w:val="000000"/>
           <w:sz w:val="18"/>
           <w:highlight w:val="lightGray"/>
@@ -343,6 +349,7 @@
       </w:pPr>
       <w:r>
         <w:rPr>
+          <w:rFonts w:ascii="Arial" w:hAnsi="Arial" w:eastAsia="Arial"/>
           <w:b/>
           <w:color w:val="000000"/>
           <w:sz w:val="18"/>
@@ -352,6 +359,7 @@
       </w:r>
       <w:r>
         <w:rPr>
+          <w:rFonts w:ascii="Arial" w:hAnsi="Arial" w:eastAsia="Arial"/>
           <w:color w:val="000000"/>
           <w:sz w:val="18"/>
           <w:highlight w:val="lightGray"/>
@@ -360,6 +368,7 @@
       </w:r>
       <w:r>
         <w:rPr>
+          <w:rFonts w:ascii="Arial" w:hAnsi="Arial" w:eastAsia="Arial"/>
           <w:b/>
           <w:color w:val="000000"/>
           <w:sz w:val="18"/>
@@ -369,6 +378,7 @@
       </w:r>
       <w:r>
         <w:rPr>
+          <w:rFonts w:ascii="Arial" w:hAnsi="Arial" w:eastAsia="Arial"/>
           <w:color w:val="000000"/>
           <w:sz w:val="18"/>
           <w:highlight w:val="lightGray"/>
@@ -377,6 +387,7 @@
       </w:r>
       <w:r>
         <w:rPr>
+          <w:rFonts w:ascii="Arial" w:hAnsi="Arial" w:eastAsia="Arial"/>
           <w:b/>
           <w:color w:val="000000"/>
           <w:sz w:val="18"/>
@@ -386,6 +397,7 @@
       </w:r>
       <w:r>
         <w:rPr>
+          <w:rFonts w:ascii="Arial" w:hAnsi="Arial" w:eastAsia="Arial"/>
           <w:color w:val="000000"/>
           <w:sz w:val="18"/>
           <w:highlight w:val="lightGray"/>
@@ -520,6 +532,7 @@
       </w:pPr>
       <w:r>
         <w:rPr>
+          <w:rFonts w:ascii="Arial" w:hAnsi="Arial" w:eastAsia="Arial"/>
           <w:b/>
           <w:color w:val="000000"/>
           <w:sz w:val="18"/>
@@ -529,6 +542,7 @@
       </w:r>
       <w:r>
         <w:rPr>
+          <w:rFonts w:ascii="Arial" w:hAnsi="Arial" w:eastAsia="Arial"/>
           <w:color w:val="000000"/>
           <w:sz w:val="18"/>
           <w:highlight w:val="lightGray"/>
@@ -537,6 +551,7 @@
       </w:r>
       <w:r>
         <w:rPr>
+          <w:rFonts w:ascii="Arial" w:hAnsi="Arial" w:eastAsia="Arial"/>
           <w:b/>
           <w:color w:val="000000"/>
           <w:sz w:val="18"/>
@@ -546,6 +561,7 @@
       </w:r>
       <w:r>
         <w:rPr>
+          <w:rFonts w:ascii="Arial" w:hAnsi="Arial" w:eastAsia="Arial"/>
           <w:color w:val="000000"/>
           <w:sz w:val="18"/>
           <w:highlight w:val="lightGray"/>
@@ -554,6 +570,7 @@
       </w:r>
       <w:r>
         <w:rPr>
+          <w:rFonts w:ascii="Arial" w:hAnsi="Arial" w:eastAsia="Arial"/>
           <w:b/>
           <w:color w:val="000000"/>
           <w:sz w:val="18"/>
@@ -563,6 +580,7 @@
       </w:r>
       <w:r>
         <w:rPr>
+          <w:rFonts w:ascii="Arial" w:hAnsi="Arial" w:eastAsia="Arial"/>
           <w:color w:val="000000"/>
           <w:sz w:val="18"/>
           <w:highlight w:val="lightGray"/>
@@ -1022,6 +1040,7 @@
       </w:pPr>
       <w:r>
         <w:rPr>
+          <w:rFonts w:ascii="Arial" w:hAnsi="Arial" w:eastAsia="Arial"/>
           <w:b/>
           <w:color w:val="000000"/>
           <w:sz w:val="18"/>
@@ -1031,6 +1050,7 @@
       </w:r>
       <w:r>
         <w:rPr>
+          <w:rFonts w:ascii="Arial" w:hAnsi="Arial" w:eastAsia="Arial"/>
           <w:color w:val="000000"/>
           <w:sz w:val="18"/>
           <w:highlight w:val="lightGray"/>
@@ -1039,6 +1059,7 @@
       </w:r>
       <w:r>
         <w:rPr>
+          <w:rFonts w:ascii="Arial" w:hAnsi="Arial" w:eastAsia="Arial"/>
           <w:b/>
           <w:color w:val="000000"/>
           <w:sz w:val="18"/>
@@ -1048,6 +1069,7 @@
       </w:r>
       <w:r>
         <w:rPr>
+          <w:rFonts w:ascii="Arial" w:hAnsi="Arial" w:eastAsia="Arial"/>
           <w:color w:val="000000"/>
           <w:sz w:val="18"/>
           <w:highlight w:val="lightGray"/>
@@ -1056,6 +1078,7 @@
       </w:r>
       <w:r>
         <w:rPr>
+          <w:rFonts w:ascii="Arial" w:hAnsi="Arial" w:eastAsia="Arial"/>
           <w:b/>
           <w:color w:val="000000"/>
           <w:sz w:val="18"/>
@@ -1065,6 +1088,7 @@
       </w:r>
       <w:r>
         <w:rPr>
+          <w:rFonts w:ascii="Arial" w:hAnsi="Arial" w:eastAsia="Arial"/>
           <w:color w:val="000000"/>
           <w:sz w:val="18"/>
           <w:highlight w:val="lightGray"/>
@@ -1617,6 +1641,7 @@
       </w:pPr>
       <w:r>
         <w:rPr>
+          <w:rFonts w:ascii="Arial" w:hAnsi="Arial" w:eastAsia="Arial"/>
           <w:b/>
           <w:color w:val="000000"/>
           <w:sz w:val="18"/>
@@ -1626,6 +1651,7 @@
       </w:r>
       <w:r>
         <w:rPr>
+          <w:rFonts w:ascii="Arial" w:hAnsi="Arial" w:eastAsia="Arial"/>
           <w:color w:val="000000"/>
           <w:sz w:val="18"/>
           <w:highlight w:val="lightGray"/>
@@ -1634,6 +1660,7 @@
       </w:r>
       <w:r>
         <w:rPr>
+          <w:rFonts w:ascii="Arial" w:hAnsi="Arial" w:eastAsia="Arial"/>
           <w:b/>
           <w:color w:val="000000"/>
           <w:sz w:val="18"/>
@@ -1643,6 +1670,7 @@
       </w:r>
       <w:r>
         <w:rPr>
+          <w:rFonts w:ascii="Arial" w:hAnsi="Arial" w:eastAsia="Arial"/>
           <w:color w:val="000000"/>
           <w:sz w:val="18"/>
           <w:highlight w:val="lightGray"/>
@@ -1651,6 +1679,7 @@
       </w:r>
       <w:r>
         <w:rPr>
+          <w:rFonts w:ascii="Arial" w:hAnsi="Arial" w:eastAsia="Arial"/>
           <w:b/>
           <w:color w:val="000000"/>
           <w:sz w:val="18"/>
@@ -1660,6 +1689,7 @@
       </w:r>
       <w:r>
         <w:rPr>
+          <w:rFonts w:ascii="Arial" w:hAnsi="Arial" w:eastAsia="Arial"/>
           <w:color w:val="000000"/>
           <w:sz w:val="18"/>
           <w:highlight w:val="lightGray"/>
@@ -2185,6 +2215,7 @@
       </w:pPr>
       <w:r>
         <w:rPr>
+          <w:rFonts w:ascii="Arial" w:hAnsi="Arial" w:eastAsia="Arial"/>
           <w:b/>
           <w:color w:val="000000"/>
           <w:sz w:val="18"/>
@@ -2194,6 +2225,7 @@
       </w:r>
       <w:r>
         <w:rPr>
+          <w:rFonts w:ascii="Arial" w:hAnsi="Arial" w:eastAsia="Arial"/>
           <w:color w:val="000000"/>
           <w:sz w:val="18"/>
           <w:highlight w:val="lightGray"/>
@@ -2202,6 +2234,7 @@
       </w:r>
       <w:r>
         <w:rPr>
+          <w:rFonts w:ascii="Arial" w:hAnsi="Arial" w:eastAsia="Arial"/>
           <w:b/>
           <w:color w:val="000000"/>
           <w:sz w:val="18"/>
@@ -2211,6 +2244,7 @@
       </w:r>
       <w:r>
         <w:rPr>
+          <w:rFonts w:ascii="Arial" w:hAnsi="Arial" w:eastAsia="Arial"/>
           <w:color w:val="000000"/>
           <w:sz w:val="18"/>
           <w:highlight w:val="lightGray"/>
@@ -2219,6 +2253,7 @@
       </w:r>
       <w:r>
         <w:rPr>
+          <w:rFonts w:ascii="Arial" w:hAnsi="Arial" w:eastAsia="Arial"/>
           <w:b/>
           <w:color w:val="000000"/>
           <w:sz w:val="18"/>
@@ -2228,6 +2263,7 @@
       </w:r>
       <w:r>
         <w:rPr>
+          <w:rFonts w:ascii="Arial" w:hAnsi="Arial" w:eastAsia="Arial"/>
           <w:color w:val="000000"/>
           <w:sz w:val="18"/>
           <w:highlight w:val="lightGray"/>

--- a/Knowledge/3-Work knowledge/1-Software Engineering/2-General Technologies/9-Databases/5-My Source/1-Intro to Databases/2-Database Management System/4-client_server DBMS.docx
+++ b/Knowledge/3-Work knowledge/1-Software Engineering/2-General Technologies/9-Databases/5-My Source/1-Intro to Databases/2-Database Management System/4-client_server DBMS.docx
@@ -9,6 +9,9 @@
       <w:bookmarkStart w:id="0" w:name="_4and45hgi923" w:colFirst="0" w:colLast="0"/>
       <w:bookmarkEnd w:id="0"/>
       <w:r>
+        <w:rPr>
+          <w:rFonts w:ascii="Calibri Light" w:hAnsi="Calibri Light" w:eastAsia="Calibri Light"/>
+        </w:rPr>
         <w:t>client/server DBMS</w:t>
       </w:r>
     </w:p>
@@ -22,6 +25,9 @@
       <w:bookmarkStart w:id="1" w:name="_du6a041c9jea" w:colFirst="0" w:colLast="0"/>
       <w:bookmarkEnd w:id="1"/>
       <w:r>
+        <w:rPr>
+          <w:rFonts w:ascii="Calibri Light" w:hAnsi="Calibri Light" w:eastAsia="Calibri Light"/>
+        </w:rPr>
         <w:t>🧠 What is a Client/Server SQL Database?</w:t>
       </w:r>
     </w:p>
@@ -335,6 +341,7 @@
       <w:bookmarkEnd w:id="2"/>
       <w:r>
         <w:rPr>
+          <w:rFonts w:ascii="Calibri Light" w:hAnsi="Calibri Light" w:eastAsia="Calibri Light"/>
           <w:b/>
           <w:bCs/>
           <w:sz w:val="34"/>
@@ -517,7 +524,7 @@
       <w:bookmarkEnd w:id="3"/>
       <w:r>
         <w:rPr>
-          <w:rFonts w:ascii="Arial Unicode MS" w:eastAsia="Arial Unicode MS" w:hAnsi="Arial Unicode MS" w:cs="Arial Unicode MS"/>
+          <w:rFonts w:ascii="Calibri Light" w:eastAsia="Calibri Light" w:hAnsi="Calibri Light" w:cs="Arial Unicode MS"/>
           <w:b/>
           <w:bCs/>
           <w:sz w:val="34"/>
@@ -1026,6 +1033,7 @@
       <w:bookmarkEnd w:id="4"/>
       <w:r>
         <w:rPr>
+          <w:rFonts w:ascii="Calibri Light" w:hAnsi="Calibri Light" w:eastAsia="Calibri Light"/>
           <w:b/>
           <w:bCs/>
           <w:sz w:val="34"/>
@@ -1627,6 +1635,7 @@
       <w:bookmarkEnd w:id="5"/>
       <w:r>
         <w:rPr>
+          <w:rFonts w:ascii="Calibri Light" w:hAnsi="Calibri Light" w:eastAsia="Calibri Light"/>
           <w:b/>
           <w:bCs/>
           <w:sz w:val="34"/>
@@ -2201,6 +2210,7 @@
       <w:bookmarkEnd w:id="6"/>
       <w:r>
         <w:rPr>
+          <w:rFonts w:ascii="Calibri Light" w:hAnsi="Calibri Light" w:eastAsia="Calibri Light"/>
           <w:b/>
           <w:bCs/>
           <w:sz w:val="34"/>
